--- a/dictionary.docx
+++ b/dictionary.docx
@@ -191,6 +191,33 @@
       </w:pPr>
       <w:r>
         <w:rPr/>
+      </w:r>
+    </w:p>
+    <w:p>
+      <w:pPr>
+        <w:pStyle w:val="Normal"/>
+        <w:widowControl/>
+        <w:bidi w:val="0"/>
+        <w:spacing w:lineRule="auto" w:line="276" w:before="0" w:after="160"/>
+        <w:jc w:val="left"/>
+        <w:rPr/>
+      </w:pPr>
+      <w:r>
+        <w:rPr/>
+      </w:r>
+    </w:p>
+    <w:p>
+      <w:pPr>
+        <w:pStyle w:val="Normal"/>
+        <w:widowControl/>
+        <w:bidi w:val="0"/>
+        <w:spacing w:lineRule="auto" w:line="276" w:before="0" w:after="160"/>
+        <w:jc w:val="left"/>
+        <w:rPr/>
+      </w:pPr>
+      <w:r>
+        <w:rPr/>
+        <w:t>Mean - Media Aritmetica</w:t>
       </w:r>
     </w:p>
     <w:sectPr>
@@ -608,6 +635,7 @@
     <w:qFormat/>
     <w:pPr>
       <w:widowControl/>
+      <w:suppressAutoHyphens w:val="true"/>
       <w:bidi w:val="0"/>
       <w:spacing w:lineRule="auto" w:line="276" w:before="0" w:after="160"/>
       <w:jc w:val="left"/>
